--- a/output/v5/20261022-docker-lab-report-v5.docx
+++ b/output/v5/20261022-docker-lab-report-v5.docx
@@ -191,34 +191,6 @@
           <w:sz w:val="24"/>
         </w:rPr>
         <w:t>21</w:t>
-      </w:r>
-      <w:r>
-        <w:rPr>
-          <w:rFonts w:ascii="Liberation Serif" w:eastAsia="Noto Serif CJK SC" w:hAnsi="Liberation Serif"/>
-          <w:sz w:val="24"/>
-        </w:rPr>
-        <w:t>日；复测：</w:t>
-      </w:r>
-      <w:r>
-        <w:rPr>
-          <w:rFonts w:ascii="Liberation Serif" w:eastAsia="Noto Serif CJK SC" w:hAnsi="Liberation Serif"/>
-          <w:sz w:val="24"/>
-        </w:rPr>
-        <w:t>10</w:t>
-      </w:r>
-      <w:r>
-        <w:rPr>
-          <w:rFonts w:ascii="Liberation Serif" w:eastAsia="Noto Serif CJK SC" w:hAnsi="Liberation Serif"/>
-          <w:sz w:val="24"/>
-        </w:rPr>
-        <w:t>月</w:t>
-      </w:r>
-      <w:r>
-        <w:rPr>
-          <w:rFonts w:ascii="Liberation Serif" w:eastAsia="Noto Serif CJK SC" w:hAnsi="Liberation Serif"/>
-          <w:sz w:val="24"/>
-        </w:rPr>
-        <w:t>22</w:t>
       </w:r>
       <w:r>
         <w:rPr>
@@ -547,7 +519,7 @@
           <w:tab w:val="right" w:leader="dot" w:pos="9402"/>
         </w:tabs>
         <w:rPr>
-          <w:rFonts w:asciiTheme="minorHAnsi" w:eastAsiaTheme="minorEastAsia" w:hAnsiTheme="minorHAnsi" w:cstheme="minorBidi" w:hint="eastAsia"/>
+          <w:rFonts w:asciiTheme="minorHAnsi" w:eastAsiaTheme="minorEastAsia" w:hAnsiTheme="minorHAnsi" w:cstheme="minorBidi"/>
           <w:noProof/>
           <w:color w:val="auto"/>
           <w:kern w:val="2"/>
@@ -656,7 +628,7 @@
           <w:tab w:val="right" w:leader="dot" w:pos="9402"/>
         </w:tabs>
         <w:rPr>
-          <w:rFonts w:asciiTheme="minorHAnsi" w:eastAsiaTheme="minorEastAsia" w:hAnsiTheme="minorHAnsi" w:cstheme="minorBidi" w:hint="eastAsia"/>
+          <w:rFonts w:asciiTheme="minorHAnsi" w:eastAsiaTheme="minorEastAsia" w:hAnsiTheme="minorHAnsi" w:cstheme="minorBidi"/>
           <w:noProof/>
           <w:color w:val="auto"/>
           <w:kern w:val="2"/>
@@ -757,7 +729,7 @@
         </w:tabs>
         <w:ind w:left="440"/>
         <w:rPr>
-          <w:rFonts w:asciiTheme="minorHAnsi" w:eastAsiaTheme="minorEastAsia" w:hAnsiTheme="minorHAnsi" w:cstheme="minorBidi" w:hint="eastAsia"/>
+          <w:rFonts w:asciiTheme="minorHAnsi" w:eastAsiaTheme="minorEastAsia" w:hAnsiTheme="minorHAnsi" w:cstheme="minorBidi"/>
           <w:noProof/>
           <w:color w:val="auto"/>
           <w:kern w:val="2"/>
@@ -851,7 +823,7 @@
         </w:tabs>
         <w:ind w:left="440"/>
         <w:rPr>
-          <w:rFonts w:asciiTheme="minorHAnsi" w:eastAsiaTheme="minorEastAsia" w:hAnsiTheme="minorHAnsi" w:cstheme="minorBidi" w:hint="eastAsia"/>
+          <w:rFonts w:asciiTheme="minorHAnsi" w:eastAsiaTheme="minorEastAsia" w:hAnsiTheme="minorHAnsi" w:cstheme="minorBidi"/>
           <w:noProof/>
           <w:color w:val="auto"/>
           <w:kern w:val="2"/>
@@ -944,7 +916,7 @@
           <w:tab w:val="right" w:leader="dot" w:pos="9402"/>
         </w:tabs>
         <w:rPr>
-          <w:rFonts w:asciiTheme="minorHAnsi" w:eastAsiaTheme="minorEastAsia" w:hAnsiTheme="minorHAnsi" w:cstheme="minorBidi" w:hint="eastAsia"/>
+          <w:rFonts w:asciiTheme="minorHAnsi" w:eastAsiaTheme="minorEastAsia" w:hAnsiTheme="minorHAnsi" w:cstheme="minorBidi"/>
           <w:noProof/>
           <w:color w:val="auto"/>
           <w:kern w:val="2"/>
@@ -1045,7 +1017,7 @@
         </w:tabs>
         <w:ind w:left="440"/>
         <w:rPr>
-          <w:rFonts w:asciiTheme="minorHAnsi" w:eastAsiaTheme="minorEastAsia" w:hAnsiTheme="minorHAnsi" w:cstheme="minorBidi" w:hint="eastAsia"/>
+          <w:rFonts w:asciiTheme="minorHAnsi" w:eastAsiaTheme="minorEastAsia" w:hAnsiTheme="minorHAnsi" w:cstheme="minorBidi"/>
           <w:noProof/>
           <w:color w:val="auto"/>
           <w:kern w:val="2"/>
@@ -1139,7 +1111,7 @@
         </w:tabs>
         <w:ind w:left="440"/>
         <w:rPr>
-          <w:rFonts w:asciiTheme="minorHAnsi" w:eastAsiaTheme="minorEastAsia" w:hAnsiTheme="minorHAnsi" w:cstheme="minorBidi" w:hint="eastAsia"/>
+          <w:rFonts w:asciiTheme="minorHAnsi" w:eastAsiaTheme="minorEastAsia" w:hAnsiTheme="minorHAnsi" w:cstheme="minorBidi"/>
           <w:noProof/>
           <w:color w:val="auto"/>
           <w:kern w:val="2"/>
@@ -1233,7 +1205,7 @@
         </w:tabs>
         <w:ind w:left="440"/>
         <w:rPr>
-          <w:rFonts w:asciiTheme="minorHAnsi" w:eastAsiaTheme="minorEastAsia" w:hAnsiTheme="minorHAnsi" w:cstheme="minorBidi" w:hint="eastAsia"/>
+          <w:rFonts w:asciiTheme="minorHAnsi" w:eastAsiaTheme="minorEastAsia" w:hAnsiTheme="minorHAnsi" w:cstheme="minorBidi"/>
           <w:noProof/>
           <w:color w:val="auto"/>
           <w:kern w:val="2"/>
@@ -1326,7 +1298,7 @@
           <w:tab w:val="right" w:leader="dot" w:pos="9402"/>
         </w:tabs>
         <w:rPr>
-          <w:rFonts w:asciiTheme="minorHAnsi" w:eastAsiaTheme="minorEastAsia" w:hAnsiTheme="minorHAnsi" w:cstheme="minorBidi" w:hint="eastAsia"/>
+          <w:rFonts w:asciiTheme="minorHAnsi" w:eastAsiaTheme="minorEastAsia" w:hAnsiTheme="minorHAnsi" w:cstheme="minorBidi"/>
           <w:noProof/>
           <w:color w:val="auto"/>
           <w:kern w:val="2"/>
@@ -1427,7 +1399,7 @@
         </w:tabs>
         <w:ind w:left="440"/>
         <w:rPr>
-          <w:rFonts w:asciiTheme="minorHAnsi" w:eastAsiaTheme="minorEastAsia" w:hAnsiTheme="minorHAnsi" w:cstheme="minorBidi" w:hint="eastAsia"/>
+          <w:rFonts w:asciiTheme="minorHAnsi" w:eastAsiaTheme="minorEastAsia" w:hAnsiTheme="minorHAnsi" w:cstheme="minorBidi"/>
           <w:noProof/>
           <w:color w:val="auto"/>
           <w:kern w:val="2"/>
@@ -1521,7 +1493,7 @@
         </w:tabs>
         <w:ind w:left="440"/>
         <w:rPr>
-          <w:rFonts w:asciiTheme="minorHAnsi" w:eastAsiaTheme="minorEastAsia" w:hAnsiTheme="minorHAnsi" w:cstheme="minorBidi" w:hint="eastAsia"/>
+          <w:rFonts w:asciiTheme="minorHAnsi" w:eastAsiaTheme="minorEastAsia" w:hAnsiTheme="minorHAnsi" w:cstheme="minorBidi"/>
           <w:noProof/>
           <w:color w:val="auto"/>
           <w:kern w:val="2"/>
@@ -1614,7 +1586,7 @@
           <w:tab w:val="right" w:leader="dot" w:pos="9402"/>
         </w:tabs>
         <w:rPr>
-          <w:rFonts w:asciiTheme="minorHAnsi" w:eastAsiaTheme="minorEastAsia" w:hAnsiTheme="minorHAnsi" w:cstheme="minorBidi" w:hint="eastAsia"/>
+          <w:rFonts w:asciiTheme="minorHAnsi" w:eastAsiaTheme="minorEastAsia" w:hAnsiTheme="minorHAnsi" w:cstheme="minorBidi"/>
           <w:noProof/>
           <w:color w:val="auto"/>
           <w:kern w:val="2"/>
@@ -1715,7 +1687,7 @@
         </w:tabs>
         <w:ind w:left="440"/>
         <w:rPr>
-          <w:rFonts w:asciiTheme="minorHAnsi" w:eastAsiaTheme="minorEastAsia" w:hAnsiTheme="minorHAnsi" w:cstheme="minorBidi" w:hint="eastAsia"/>
+          <w:rFonts w:asciiTheme="minorHAnsi" w:eastAsiaTheme="minorEastAsia" w:hAnsiTheme="minorHAnsi" w:cstheme="minorBidi"/>
           <w:noProof/>
           <w:color w:val="auto"/>
           <w:kern w:val="2"/>
@@ -1809,7 +1781,7 @@
         </w:tabs>
         <w:ind w:left="440"/>
         <w:rPr>
-          <w:rFonts w:asciiTheme="minorHAnsi" w:eastAsiaTheme="minorEastAsia" w:hAnsiTheme="minorHAnsi" w:cstheme="minorBidi" w:hint="eastAsia"/>
+          <w:rFonts w:asciiTheme="minorHAnsi" w:eastAsiaTheme="minorEastAsia" w:hAnsiTheme="minorHAnsi" w:cstheme="minorBidi"/>
           <w:noProof/>
           <w:color w:val="auto"/>
           <w:kern w:val="2"/>
@@ -1903,7 +1875,7 @@
         </w:tabs>
         <w:ind w:left="440"/>
         <w:rPr>
-          <w:rFonts w:asciiTheme="minorHAnsi" w:eastAsiaTheme="minorEastAsia" w:hAnsiTheme="minorHAnsi" w:cstheme="minorBidi" w:hint="eastAsia"/>
+          <w:rFonts w:asciiTheme="minorHAnsi" w:eastAsiaTheme="minorEastAsia" w:hAnsiTheme="minorHAnsi" w:cstheme="minorBidi"/>
           <w:noProof/>
           <w:color w:val="auto"/>
           <w:kern w:val="2"/>
@@ -1996,7 +1968,7 @@
           <w:tab w:val="right" w:leader="dot" w:pos="9402"/>
         </w:tabs>
         <w:rPr>
-          <w:rFonts w:asciiTheme="minorHAnsi" w:eastAsiaTheme="minorEastAsia" w:hAnsiTheme="minorHAnsi" w:cstheme="minorBidi" w:hint="eastAsia"/>
+          <w:rFonts w:asciiTheme="minorHAnsi" w:eastAsiaTheme="minorEastAsia" w:hAnsiTheme="minorHAnsi" w:cstheme="minorBidi"/>
           <w:noProof/>
           <w:color w:val="auto"/>
           <w:kern w:val="2"/>
@@ -2097,7 +2069,7 @@
         </w:tabs>
         <w:ind w:left="440"/>
         <w:rPr>
-          <w:rFonts w:asciiTheme="minorHAnsi" w:eastAsiaTheme="minorEastAsia" w:hAnsiTheme="minorHAnsi" w:cstheme="minorBidi" w:hint="eastAsia"/>
+          <w:rFonts w:asciiTheme="minorHAnsi" w:eastAsiaTheme="minorEastAsia" w:hAnsiTheme="minorHAnsi" w:cstheme="minorBidi"/>
           <w:noProof/>
           <w:color w:val="auto"/>
           <w:kern w:val="2"/>
@@ -2191,7 +2163,7 @@
         </w:tabs>
         <w:ind w:left="440"/>
         <w:rPr>
-          <w:rFonts w:asciiTheme="minorHAnsi" w:eastAsiaTheme="minorEastAsia" w:hAnsiTheme="minorHAnsi" w:cstheme="minorBidi" w:hint="eastAsia"/>
+          <w:rFonts w:asciiTheme="minorHAnsi" w:eastAsiaTheme="minorEastAsia" w:hAnsiTheme="minorHAnsi" w:cstheme="minorBidi"/>
           <w:noProof/>
           <w:color w:val="auto"/>
           <w:kern w:val="2"/>
@@ -2285,7 +2257,7 @@
         </w:tabs>
         <w:ind w:left="440"/>
         <w:rPr>
-          <w:rFonts w:asciiTheme="minorHAnsi" w:eastAsiaTheme="minorEastAsia" w:hAnsiTheme="minorHAnsi" w:cstheme="minorBidi" w:hint="eastAsia"/>
+          <w:rFonts w:asciiTheme="minorHAnsi" w:eastAsiaTheme="minorEastAsia" w:hAnsiTheme="minorHAnsi" w:cstheme="minorBidi"/>
           <w:noProof/>
           <w:color w:val="auto"/>
           <w:kern w:val="2"/>
@@ -2378,7 +2350,7 @@
           <w:tab w:val="right" w:leader="dot" w:pos="9402"/>
         </w:tabs>
         <w:rPr>
-          <w:rFonts w:asciiTheme="minorHAnsi" w:eastAsiaTheme="minorEastAsia" w:hAnsiTheme="minorHAnsi" w:cstheme="minorBidi" w:hint="eastAsia"/>
+          <w:rFonts w:asciiTheme="minorHAnsi" w:eastAsiaTheme="minorEastAsia" w:hAnsiTheme="minorHAnsi" w:cstheme="minorBidi"/>
           <w:noProof/>
           <w:color w:val="auto"/>
           <w:kern w:val="2"/>
@@ -2479,7 +2451,7 @@
         </w:tabs>
         <w:ind w:left="440"/>
         <w:rPr>
-          <w:rFonts w:asciiTheme="minorHAnsi" w:eastAsiaTheme="minorEastAsia" w:hAnsiTheme="minorHAnsi" w:cstheme="minorBidi" w:hint="eastAsia"/>
+          <w:rFonts w:asciiTheme="minorHAnsi" w:eastAsiaTheme="minorEastAsia" w:hAnsiTheme="minorHAnsi" w:cstheme="minorBidi"/>
           <w:noProof/>
           <w:color w:val="auto"/>
           <w:kern w:val="2"/>
@@ -2573,7 +2545,7 @@
         </w:tabs>
         <w:ind w:left="440"/>
         <w:rPr>
-          <w:rFonts w:asciiTheme="minorHAnsi" w:eastAsiaTheme="minorEastAsia" w:hAnsiTheme="minorHAnsi" w:cstheme="minorBidi" w:hint="eastAsia"/>
+          <w:rFonts w:asciiTheme="minorHAnsi" w:eastAsiaTheme="minorEastAsia" w:hAnsiTheme="minorHAnsi" w:cstheme="minorBidi"/>
           <w:noProof/>
           <w:color w:val="auto"/>
           <w:kern w:val="2"/>
@@ -2667,7 +2639,7 @@
         </w:tabs>
         <w:ind w:left="440"/>
         <w:rPr>
-          <w:rFonts w:asciiTheme="minorHAnsi" w:eastAsiaTheme="minorEastAsia" w:hAnsiTheme="minorHAnsi" w:cstheme="minorBidi" w:hint="eastAsia"/>
+          <w:rFonts w:asciiTheme="minorHAnsi" w:eastAsiaTheme="minorEastAsia" w:hAnsiTheme="minorHAnsi" w:cstheme="minorBidi"/>
           <w:noProof/>
           <w:color w:val="auto"/>
           <w:kern w:val="2"/>
@@ -2760,7 +2732,7 @@
           <w:tab w:val="right" w:leader="dot" w:pos="9402"/>
         </w:tabs>
         <w:rPr>
-          <w:rFonts w:asciiTheme="minorHAnsi" w:eastAsiaTheme="minorEastAsia" w:hAnsiTheme="minorHAnsi" w:cstheme="minorBidi" w:hint="eastAsia"/>
+          <w:rFonts w:asciiTheme="minorHAnsi" w:eastAsiaTheme="minorEastAsia" w:hAnsiTheme="minorHAnsi" w:cstheme="minorBidi"/>
           <w:noProof/>
           <w:color w:val="auto"/>
           <w:kern w:val="2"/>
@@ -2861,7 +2833,7 @@
         </w:tabs>
         <w:ind w:left="440"/>
         <w:rPr>
-          <w:rFonts w:asciiTheme="minorHAnsi" w:eastAsiaTheme="minorEastAsia" w:hAnsiTheme="minorHAnsi" w:cstheme="minorBidi" w:hint="eastAsia"/>
+          <w:rFonts w:asciiTheme="minorHAnsi" w:eastAsiaTheme="minorEastAsia" w:hAnsiTheme="minorHAnsi" w:cstheme="minorBidi"/>
           <w:noProof/>
           <w:color w:val="auto"/>
           <w:kern w:val="2"/>
@@ -2955,7 +2927,7 @@
         </w:tabs>
         <w:ind w:left="440"/>
         <w:rPr>
-          <w:rFonts w:asciiTheme="minorHAnsi" w:eastAsiaTheme="minorEastAsia" w:hAnsiTheme="minorHAnsi" w:cstheme="minorBidi" w:hint="eastAsia"/>
+          <w:rFonts w:asciiTheme="minorHAnsi" w:eastAsiaTheme="minorEastAsia" w:hAnsiTheme="minorHAnsi" w:cstheme="minorBidi"/>
           <w:noProof/>
           <w:color w:val="auto"/>
           <w:kern w:val="2"/>
@@ -3048,7 +3020,7 @@
           <w:tab w:val="right" w:leader="dot" w:pos="9402"/>
         </w:tabs>
         <w:rPr>
-          <w:rFonts w:asciiTheme="minorHAnsi" w:eastAsiaTheme="minorEastAsia" w:hAnsiTheme="minorHAnsi" w:cstheme="minorBidi" w:hint="eastAsia"/>
+          <w:rFonts w:asciiTheme="minorHAnsi" w:eastAsiaTheme="minorEastAsia" w:hAnsiTheme="minorHAnsi" w:cstheme="minorBidi"/>
           <w:noProof/>
           <w:color w:val="auto"/>
           <w:kern w:val="2"/>
@@ -3149,7 +3121,7 @@
         </w:tabs>
         <w:ind w:left="440"/>
         <w:rPr>
-          <w:rFonts w:asciiTheme="minorHAnsi" w:eastAsiaTheme="minorEastAsia" w:hAnsiTheme="minorHAnsi" w:cstheme="minorBidi" w:hint="eastAsia"/>
+          <w:rFonts w:asciiTheme="minorHAnsi" w:eastAsiaTheme="minorEastAsia" w:hAnsiTheme="minorHAnsi" w:cstheme="minorBidi"/>
           <w:noProof/>
           <w:color w:val="auto"/>
           <w:kern w:val="2"/>
@@ -3256,7 +3228,7 @@
           <w:tab w:val="right" w:leader="dot" w:pos="9402"/>
         </w:tabs>
         <w:rPr>
-          <w:rFonts w:asciiTheme="minorHAnsi" w:eastAsiaTheme="minorEastAsia" w:hAnsiTheme="minorHAnsi" w:cstheme="minorBidi" w:hint="eastAsia"/>
+          <w:rFonts w:asciiTheme="minorHAnsi" w:eastAsiaTheme="minorEastAsia" w:hAnsiTheme="minorHAnsi" w:cstheme="minorBidi"/>
           <w:noProof/>
           <w:color w:val="auto"/>
           <w:kern w:val="2"/>
@@ -3357,7 +3329,7 @@
         </w:tabs>
         <w:ind w:left="440"/>
         <w:rPr>
-          <w:rFonts w:asciiTheme="minorHAnsi" w:eastAsiaTheme="minorEastAsia" w:hAnsiTheme="minorHAnsi" w:cstheme="minorBidi" w:hint="eastAsia"/>
+          <w:rFonts w:asciiTheme="minorHAnsi" w:eastAsiaTheme="minorEastAsia" w:hAnsiTheme="minorHAnsi" w:cstheme="minorBidi"/>
           <w:noProof/>
           <w:color w:val="auto"/>
           <w:kern w:val="2"/>
@@ -3451,7 +3423,7 @@
         </w:tabs>
         <w:ind w:left="440"/>
         <w:rPr>
-          <w:rFonts w:asciiTheme="minorHAnsi" w:eastAsiaTheme="minorEastAsia" w:hAnsiTheme="minorHAnsi" w:cstheme="minorBidi" w:hint="eastAsia"/>
+          <w:rFonts w:asciiTheme="minorHAnsi" w:eastAsiaTheme="minorEastAsia" w:hAnsiTheme="minorHAnsi" w:cstheme="minorBidi"/>
           <w:noProof/>
           <w:color w:val="auto"/>
           <w:kern w:val="2"/>
@@ -3559,7 +3531,7 @@
         </w:tabs>
         <w:ind w:left="440"/>
         <w:rPr>
-          <w:rFonts w:asciiTheme="minorHAnsi" w:eastAsiaTheme="minorEastAsia" w:hAnsiTheme="minorHAnsi" w:cstheme="minorBidi" w:hint="eastAsia"/>
+          <w:rFonts w:asciiTheme="minorHAnsi" w:eastAsiaTheme="minorEastAsia" w:hAnsiTheme="minorHAnsi" w:cstheme="minorBidi"/>
           <w:noProof/>
           <w:color w:val="auto"/>
           <w:kern w:val="2"/>
@@ -3653,7 +3625,7 @@
         </w:tabs>
         <w:ind w:left="440"/>
         <w:rPr>
-          <w:rFonts w:asciiTheme="minorHAnsi" w:eastAsiaTheme="minorEastAsia" w:hAnsiTheme="minorHAnsi" w:cstheme="minorBidi" w:hint="eastAsia"/>
+          <w:rFonts w:asciiTheme="minorHAnsi" w:eastAsiaTheme="minorEastAsia" w:hAnsiTheme="minorHAnsi" w:cstheme="minorBidi"/>
           <w:noProof/>
           <w:color w:val="auto"/>
           <w:kern w:val="2"/>
@@ -3747,7 +3719,7 @@
         </w:tabs>
         <w:ind w:left="440"/>
         <w:rPr>
-          <w:rFonts w:asciiTheme="minorHAnsi" w:eastAsiaTheme="minorEastAsia" w:hAnsiTheme="minorHAnsi" w:cstheme="minorBidi" w:hint="eastAsia"/>
+          <w:rFonts w:asciiTheme="minorHAnsi" w:eastAsiaTheme="minorEastAsia" w:hAnsiTheme="minorHAnsi" w:cstheme="minorBidi"/>
           <w:noProof/>
           <w:color w:val="auto"/>
           <w:kern w:val="2"/>
@@ -3841,7 +3813,7 @@
         </w:tabs>
         <w:ind w:left="440"/>
         <w:rPr>
-          <w:rFonts w:asciiTheme="minorHAnsi" w:eastAsiaTheme="minorEastAsia" w:hAnsiTheme="minorHAnsi" w:cstheme="minorBidi" w:hint="eastAsia"/>
+          <w:rFonts w:asciiTheme="minorHAnsi" w:eastAsiaTheme="minorEastAsia" w:hAnsiTheme="minorHAnsi" w:cstheme="minorBidi"/>
           <w:noProof/>
           <w:color w:val="auto"/>
           <w:kern w:val="2"/>
@@ -3935,7 +3907,7 @@
         </w:tabs>
         <w:ind w:left="440"/>
         <w:rPr>
-          <w:rFonts w:asciiTheme="minorHAnsi" w:eastAsiaTheme="minorEastAsia" w:hAnsiTheme="minorHAnsi" w:cstheme="minorBidi" w:hint="eastAsia"/>
+          <w:rFonts w:asciiTheme="minorHAnsi" w:eastAsiaTheme="minorEastAsia" w:hAnsiTheme="minorHAnsi" w:cstheme="minorBidi"/>
           <w:noProof/>
           <w:color w:val="auto"/>
           <w:kern w:val="2"/>
@@ -4029,7 +4001,7 @@
         </w:tabs>
         <w:ind w:left="440"/>
         <w:rPr>
-          <w:rFonts w:asciiTheme="minorHAnsi" w:eastAsiaTheme="minorEastAsia" w:hAnsiTheme="minorHAnsi" w:cstheme="minorBidi" w:hint="eastAsia"/>
+          <w:rFonts w:asciiTheme="minorHAnsi" w:eastAsiaTheme="minorEastAsia" w:hAnsiTheme="minorHAnsi" w:cstheme="minorBidi"/>
           <w:noProof/>
           <w:color w:val="auto"/>
           <w:kern w:val="2"/>
@@ -4123,7 +4095,7 @@
         </w:tabs>
         <w:ind w:left="440"/>
         <w:rPr>
-          <w:rFonts w:asciiTheme="minorHAnsi" w:eastAsiaTheme="minorEastAsia" w:hAnsiTheme="minorHAnsi" w:cstheme="minorBidi" w:hint="eastAsia"/>
+          <w:rFonts w:asciiTheme="minorHAnsi" w:eastAsiaTheme="minorEastAsia" w:hAnsiTheme="minorHAnsi" w:cstheme="minorBidi"/>
           <w:noProof/>
           <w:color w:val="auto"/>
           <w:kern w:val="2"/>
@@ -4217,7 +4189,7 @@
         </w:tabs>
         <w:ind w:left="440"/>
         <w:rPr>
-          <w:rFonts w:asciiTheme="minorHAnsi" w:eastAsiaTheme="minorEastAsia" w:hAnsiTheme="minorHAnsi" w:cstheme="minorBidi" w:hint="eastAsia"/>
+          <w:rFonts w:asciiTheme="minorHAnsi" w:eastAsiaTheme="minorEastAsia" w:hAnsiTheme="minorHAnsi" w:cstheme="minorBidi"/>
           <w:noProof/>
           <w:color w:val="auto"/>
           <w:kern w:val="2"/>
@@ -4310,7 +4282,7 @@
           <w:tab w:val="right" w:leader="dot" w:pos="9402"/>
         </w:tabs>
         <w:rPr>
-          <w:rFonts w:asciiTheme="minorHAnsi" w:eastAsiaTheme="minorEastAsia" w:hAnsiTheme="minorHAnsi" w:cstheme="minorBidi" w:hint="eastAsia"/>
+          <w:rFonts w:asciiTheme="minorHAnsi" w:eastAsiaTheme="minorEastAsia" w:hAnsiTheme="minorHAnsi" w:cstheme="minorBidi"/>
           <w:noProof/>
           <w:color w:val="auto"/>
           <w:kern w:val="2"/>
@@ -4411,7 +4383,7 @@
         </w:tabs>
         <w:ind w:left="440"/>
         <w:rPr>
-          <w:rFonts w:asciiTheme="minorHAnsi" w:eastAsiaTheme="minorEastAsia" w:hAnsiTheme="minorHAnsi" w:cstheme="minorBidi" w:hint="eastAsia"/>
+          <w:rFonts w:asciiTheme="minorHAnsi" w:eastAsiaTheme="minorEastAsia" w:hAnsiTheme="minorHAnsi" w:cstheme="minorBidi"/>
           <w:noProof/>
           <w:color w:val="auto"/>
           <w:kern w:val="2"/>
@@ -4533,7 +4505,7 @@
         </w:tabs>
         <w:ind w:left="440"/>
         <w:rPr>
-          <w:rFonts w:asciiTheme="minorHAnsi" w:eastAsiaTheme="minorEastAsia" w:hAnsiTheme="minorHAnsi" w:cstheme="minorBidi" w:hint="eastAsia"/>
+          <w:rFonts w:asciiTheme="minorHAnsi" w:eastAsiaTheme="minorEastAsia" w:hAnsiTheme="minorHAnsi" w:cstheme="minorBidi"/>
           <w:noProof/>
           <w:color w:val="auto"/>
           <w:kern w:val="2"/>
@@ -4734,8 +4706,16 @@
         <w:rPr>
           <w:rFonts w:ascii="Liberation Serif" w:eastAsia="Noto Serif CJK SC" w:hAnsi="Liberation Serif"/>
         </w:rPr>
-        <w:t>.png</w:t>
-      </w:r>
+        <w:t>.</w:t>
+      </w:r>
+      <w:proofErr w:type="spellStart"/>
+      <w:r>
+        <w:rPr>
+          <w:rFonts w:ascii="Liberation Serif" w:eastAsia="Noto Serif CJK SC" w:hAnsi="Liberation Serif"/>
+        </w:rPr>
+        <w:t>png</w:t>
+      </w:r>
+      <w:proofErr w:type="spellEnd"/>
       <w:r>
         <w:rPr>
           <w:rFonts w:ascii="Liberation Serif" w:eastAsia="Noto Serif CJK SC" w:hAnsi="Liberation Serif"/>
@@ -5962,12 +5942,21 @@
               </w:rPr>
               <w:t>；</w:t>
             </w:r>
-            <w:r>
-              <w:rPr>
-                <w:rFonts w:ascii="Liberation Serif" w:eastAsia="Noto Serif CJK SC" w:hAnsi="Liberation Serif"/>
-                <w:sz w:val="20"/>
-              </w:rPr>
-              <w:t>npm 11.11.0</w:t>
+            <w:proofErr w:type="spellStart"/>
+            <w:r>
+              <w:rPr>
+                <w:rFonts w:ascii="Liberation Serif" w:eastAsia="Noto Serif CJK SC" w:hAnsi="Liberation Serif"/>
+                <w:sz w:val="20"/>
+              </w:rPr>
+              <w:t>npm</w:t>
+            </w:r>
+            <w:proofErr w:type="spellEnd"/>
+            <w:r>
+              <w:rPr>
+                <w:rFonts w:ascii="Liberation Serif" w:eastAsia="Noto Serif CJK SC" w:hAnsi="Liberation Serif"/>
+                <w:sz w:val="20"/>
+              </w:rPr>
+              <w:t xml:space="preserve"> 11.11.0</w:t>
             </w:r>
             <w:r>
               <w:rPr>
@@ -6276,12 +6265,21 @@
               </w:rPr>
               <w:t>；</w:t>
             </w:r>
-            <w:r>
-              <w:rPr>
-                <w:rFonts w:ascii="Liberation Serif" w:eastAsia="Noto Serif CJK SC" w:hAnsi="Liberation Serif"/>
-                <w:sz w:val="20"/>
-              </w:rPr>
-              <w:t>Temurin 21 JRE</w:t>
+            <w:proofErr w:type="spellStart"/>
+            <w:r>
+              <w:rPr>
+                <w:rFonts w:ascii="Liberation Serif" w:eastAsia="Noto Serif CJK SC" w:hAnsi="Liberation Serif"/>
+                <w:sz w:val="20"/>
+              </w:rPr>
+              <w:t>Temurin</w:t>
+            </w:r>
+            <w:proofErr w:type="spellEnd"/>
+            <w:r>
+              <w:rPr>
+                <w:rFonts w:ascii="Liberation Serif" w:eastAsia="Noto Serif CJK SC" w:hAnsi="Liberation Serif"/>
+                <w:sz w:val="20"/>
+              </w:rPr>
+              <w:t xml:space="preserve"> 21 JRE</w:t>
             </w:r>
           </w:p>
         </w:tc>
@@ -6597,8 +6595,17 @@
                 <w:rFonts w:ascii="Liberation Serif" w:eastAsia="Noto Serif CJK SC" w:hAnsi="Liberation Serif"/>
                 <w:sz w:val="20"/>
               </w:rPr>
-              <w:t xml:space="preserve"> garden.db</w:t>
-            </w:r>
+              <w:t xml:space="preserve"> </w:t>
+            </w:r>
+            <w:proofErr w:type="spellStart"/>
+            <w:r>
+              <w:rPr>
+                <w:rFonts w:ascii="Liberation Serif" w:eastAsia="Noto Serif CJK SC" w:hAnsi="Liberation Serif"/>
+                <w:sz w:val="20"/>
+              </w:rPr>
+              <w:t>garden.db</w:t>
+            </w:r>
+            <w:proofErr w:type="spellEnd"/>
           </w:p>
         </w:tc>
       </w:tr>
@@ -6669,11 +6676,19 @@
         </w:rPr>
         <w:t>保存本地构建与实验辅助脚本。</w:t>
       </w:r>
-      <w:r>
-        <w:rPr>
-          <w:rFonts w:ascii="Liberation Serif" w:eastAsia="Noto Serif CJK SC" w:hAnsi="Liberation Serif"/>
-        </w:rPr>
-        <w:t xml:space="preserve">Dockerfile </w:t>
+      <w:proofErr w:type="spellStart"/>
+      <w:r>
+        <w:rPr>
+          <w:rFonts w:ascii="Liberation Serif" w:eastAsia="Noto Serif CJK SC" w:hAnsi="Liberation Serif"/>
+        </w:rPr>
+        <w:t>Dockerfile</w:t>
+      </w:r>
+      <w:proofErr w:type="spellEnd"/>
+      <w:r>
+        <w:rPr>
+          <w:rFonts w:ascii="Liberation Serif" w:eastAsia="Noto Serif CJK SC" w:hAnsi="Liberation Serif"/>
+        </w:rPr>
+        <w:t xml:space="preserve"> </w:t>
       </w:r>
       <w:r>
         <w:rPr>
@@ -6685,7 +6700,21 @@
         <w:rPr>
           <w:rFonts w:ascii="Liberation Serif" w:eastAsia="Noto Serif CJK SC" w:hAnsi="Liberation Serif"/>
         </w:rPr>
-        <w:t xml:space="preserve"> compose.yaml </w:t>
+        <w:t xml:space="preserve"> </w:t>
+      </w:r>
+      <w:proofErr w:type="spellStart"/>
+      <w:r>
+        <w:rPr>
+          <w:rFonts w:ascii="Liberation Serif" w:eastAsia="Noto Serif CJK SC" w:hAnsi="Liberation Serif"/>
+        </w:rPr>
+        <w:t>compose.yaml</w:t>
+      </w:r>
+      <w:proofErr w:type="spellEnd"/>
+      <w:r>
+        <w:rPr>
+          <w:rFonts w:ascii="Liberation Serif" w:eastAsia="Noto Serif CJK SC" w:hAnsi="Liberation Serif"/>
+        </w:rPr>
+        <w:t xml:space="preserve"> </w:t>
       </w:r>
       <w:r>
         <w:rPr>
@@ -6966,7 +6995,21 @@
         <w:rPr>
           <w:rFonts w:ascii="Liberation Serif" w:eastAsia="Noto Serif CJK SC" w:hAnsi="Liberation Serif"/>
         </w:rPr>
-        <w:t xml:space="preserve"> linux/amd64</w:t>
+        <w:t xml:space="preserve"> </w:t>
+      </w:r>
+      <w:proofErr w:type="spellStart"/>
+      <w:r>
+        <w:rPr>
+          <w:rFonts w:ascii="Liberation Serif" w:eastAsia="Noto Serif CJK SC" w:hAnsi="Liberation Serif"/>
+        </w:rPr>
+        <w:t>linux</w:t>
+      </w:r>
+      <w:proofErr w:type="spellEnd"/>
+      <w:r>
+        <w:rPr>
+          <w:rFonts w:ascii="Liberation Serif" w:eastAsia="Noto Serif CJK SC" w:hAnsi="Liberation Serif"/>
+        </w:rPr>
+        <w:t>/amd64</w:t>
       </w:r>
       <w:r>
         <w:rPr>
@@ -7094,8 +7137,16 @@
         <w:rPr>
           <w:rFonts w:cs="DejaVu Sans Mono"/>
         </w:rPr>
-        <w:t>Get-Item . | Select-Object Name, FullName</w:t>
-      </w:r>
+        <w:t xml:space="preserve">Get-Item . | Select-Object Name, </w:t>
+      </w:r>
+      <w:proofErr w:type="spellStart"/>
+      <w:r>
+        <w:rPr>
+          <w:rFonts w:cs="DejaVu Sans Mono"/>
+        </w:rPr>
+        <w:t>FullName</w:t>
+      </w:r>
+      <w:proofErr w:type="spellEnd"/>
     </w:p>
     <w:p>
       <w:pPr>
@@ -7482,6 +7533,7 @@
                 <w:sz w:val="20"/>
               </w:rPr>
             </w:pPr>
+            <w:proofErr w:type="spellStart"/>
             <w:r>
               <w:rPr>
                 <w:rFonts w:ascii="Liberation Serif" w:eastAsia="Noto Serif CJK SC" w:hAnsi="Liberation Serif"/>
@@ -7489,6 +7541,7 @@
               </w:rPr>
               <w:t>game_id</w:t>
             </w:r>
+            <w:proofErr w:type="spellEnd"/>
           </w:p>
         </w:tc>
         <w:tc>
@@ -7617,8 +7670,17 @@
                 <w:rFonts w:ascii="Liberation Serif" w:eastAsia="Noto Serif CJK SC" w:hAnsi="Liberation Serif"/>
                 <w:sz w:val="20"/>
               </w:rPr>
-              <w:t>moves / duration_ms</w:t>
-            </w:r>
+              <w:t xml:space="preserve">moves / </w:t>
+            </w:r>
+            <w:proofErr w:type="spellStart"/>
+            <w:r>
+              <w:rPr>
+                <w:rFonts w:ascii="Liberation Serif" w:eastAsia="Noto Serif CJK SC" w:hAnsi="Liberation Serif"/>
+                <w:sz w:val="20"/>
+              </w:rPr>
+              <w:t>duration_ms</w:t>
+            </w:r>
+            <w:proofErr w:type="spellEnd"/>
           </w:p>
         </w:tc>
         <w:tc>
@@ -7677,6 +7739,7 @@
                 <w:sz w:val="20"/>
               </w:rPr>
             </w:pPr>
+            <w:proofErr w:type="spellStart"/>
             <w:r>
               <w:rPr>
                 <w:rFonts w:ascii="Liberation Serif" w:eastAsia="Noto Serif CJK SC" w:hAnsi="Liberation Serif"/>
@@ -7684,6 +7747,7 @@
               </w:rPr>
               <w:t>created_at</w:t>
             </w:r>
+            <w:proofErr w:type="spellEnd"/>
           </w:p>
         </w:tc>
         <w:tc>
@@ -8106,12 +8170,21 @@
                 <w:sz w:val="20"/>
               </w:rPr>
             </w:pPr>
-            <w:r>
-              <w:rPr>
-                <w:rFonts w:ascii="Liberation Serif" w:eastAsia="Noto Serif CJK SC" w:hAnsi="Liberation Serif"/>
-                <w:sz w:val="20"/>
-              </w:rPr>
-              <w:t>npm run build</w:t>
+            <w:proofErr w:type="spellStart"/>
+            <w:r>
+              <w:rPr>
+                <w:rFonts w:ascii="Liberation Serif" w:eastAsia="Noto Serif CJK SC" w:hAnsi="Liberation Serif"/>
+                <w:sz w:val="20"/>
+              </w:rPr>
+              <w:t>npm</w:t>
+            </w:r>
+            <w:proofErr w:type="spellEnd"/>
+            <w:r>
+              <w:rPr>
+                <w:rFonts w:ascii="Liberation Serif" w:eastAsia="Noto Serif CJK SC" w:hAnsi="Liberation Serif"/>
+                <w:sz w:val="20"/>
+              </w:rPr>
+              <w:t xml:space="preserve"> run build</w:t>
             </w:r>
           </w:p>
         </w:tc>
@@ -8836,7 +8909,21 @@
         <w:rPr>
           <w:rFonts w:ascii="Liberation Serif" w:eastAsia="Noto Serif CJK SC" w:hAnsi="Liberation Serif"/>
         </w:rPr>
-        <w:t xml:space="preserve"> Dockerfile </w:t>
+        <w:t xml:space="preserve"> </w:t>
+      </w:r>
+      <w:proofErr w:type="spellStart"/>
+      <w:r>
+        <w:rPr>
+          <w:rFonts w:ascii="Liberation Serif" w:eastAsia="Noto Serif CJK SC" w:hAnsi="Liberation Serif"/>
+        </w:rPr>
+        <w:t>Dockerfile</w:t>
+      </w:r>
+      <w:proofErr w:type="spellEnd"/>
+      <w:r>
+        <w:rPr>
+          <w:rFonts w:ascii="Liberation Serif" w:eastAsia="Noto Serif CJK SC" w:hAnsi="Liberation Serif"/>
+        </w:rPr>
+        <w:t xml:space="preserve"> </w:t>
       </w:r>
       <w:r>
         <w:rPr>
@@ -8884,7 +8971,21 @@
         <w:rPr>
           <w:rFonts w:cs="DejaVu Sans Mono"/>
         </w:rPr>
-        <w:t>COPY frontend/package*.json ./</w:t>
+        <w:t>COPY frontend/package*.</w:t>
+      </w:r>
+      <w:proofErr w:type="spellStart"/>
+      <w:r>
+        <w:rPr>
+          <w:rFonts w:cs="DejaVu Sans Mono"/>
+        </w:rPr>
+        <w:t>json</w:t>
+      </w:r>
+      <w:proofErr w:type="spellEnd"/>
+      <w:r>
+        <w:rPr>
+          <w:rFonts w:cs="DejaVu Sans Mono"/>
+        </w:rPr>
+        <w:t xml:space="preserve"> ./</w:t>
       </w:r>
     </w:p>
     <w:p>
@@ -8898,7 +8999,21 @@
         <w:rPr>
           <w:rFonts w:cs="DejaVu Sans Mono"/>
         </w:rPr>
-        <w:t>RUN npm ci --no-audit --no-fund</w:t>
+        <w:t xml:space="preserve">RUN </w:t>
+      </w:r>
+      <w:proofErr w:type="spellStart"/>
+      <w:r>
+        <w:rPr>
+          <w:rFonts w:cs="DejaVu Sans Mono"/>
+        </w:rPr>
+        <w:t>npm</w:t>
+      </w:r>
+      <w:proofErr w:type="spellEnd"/>
+      <w:r>
+        <w:rPr>
+          <w:rFonts w:cs="DejaVu Sans Mono"/>
+        </w:rPr>
+        <w:t xml:space="preserve"> ci --no-audit --no-fund</w:t>
       </w:r>
     </w:p>
     <w:p>
@@ -8926,7 +9041,21 @@
         <w:rPr>
           <w:rFonts w:cs="DejaVu Sans Mono"/>
         </w:rPr>
-        <w:t>RUN npm run build</w:t>
+        <w:t xml:space="preserve">RUN </w:t>
+      </w:r>
+      <w:proofErr w:type="spellStart"/>
+      <w:r>
+        <w:rPr>
+          <w:rFonts w:cs="DejaVu Sans Mono"/>
+        </w:rPr>
+        <w:t>npm</w:t>
+      </w:r>
+      <w:proofErr w:type="spellEnd"/>
+      <w:r>
+        <w:rPr>
+          <w:rFonts w:cs="DejaVu Sans Mono"/>
+        </w:rPr>
+        <w:t xml:space="preserve"> run build</w:t>
       </w:r>
     </w:p>
     <w:p>
@@ -8982,8 +9111,44 @@
         <w:rPr>
           <w:rFonts w:cs="DejaVu Sans Mono"/>
         </w:rPr>
-        <w:t>RUN mvn -B -ntp dependency:go-offline</w:t>
-      </w:r>
+        <w:t xml:space="preserve">RUN </w:t>
+      </w:r>
+      <w:proofErr w:type="spellStart"/>
+      <w:r>
+        <w:rPr>
+          <w:rFonts w:cs="DejaVu Sans Mono"/>
+        </w:rPr>
+        <w:t>mvn</w:t>
+      </w:r>
+      <w:proofErr w:type="spellEnd"/>
+      <w:r>
+        <w:rPr>
+          <w:rFonts w:cs="DejaVu Sans Mono"/>
+        </w:rPr>
+        <w:t xml:space="preserve"> -B -</w:t>
+      </w:r>
+      <w:proofErr w:type="spellStart"/>
+      <w:r>
+        <w:rPr>
+          <w:rFonts w:cs="DejaVu Sans Mono"/>
+        </w:rPr>
+        <w:t>ntp</w:t>
+      </w:r>
+      <w:proofErr w:type="spellEnd"/>
+      <w:r>
+        <w:rPr>
+          <w:rFonts w:cs="DejaVu Sans Mono"/>
+        </w:rPr>
+        <w:t xml:space="preserve"> </w:t>
+      </w:r>
+      <w:proofErr w:type="spellStart"/>
+      <w:r>
+        <w:rPr>
+          <w:rFonts w:cs="DejaVu Sans Mono"/>
+        </w:rPr>
+        <w:t>dependency:go-offline</w:t>
+      </w:r>
+      <w:proofErr w:type="spellEnd"/>
     </w:p>
     <w:p>
       <w:pPr>
@@ -8996,8 +9161,30 @@
         <w:rPr>
           <w:rFonts w:cs="DejaVu Sans Mono"/>
         </w:rPr>
-        <w:t>COPY backend/src ./src</w:t>
-      </w:r>
+        <w:t>COPY backend/</w:t>
+      </w:r>
+      <w:proofErr w:type="spellStart"/>
+      <w:r>
+        <w:rPr>
+          <w:rFonts w:cs="DejaVu Sans Mono"/>
+        </w:rPr>
+        <w:t>src</w:t>
+      </w:r>
+      <w:proofErr w:type="spellEnd"/>
+      <w:r>
+        <w:rPr>
+          <w:rFonts w:cs="DejaVu Sans Mono"/>
+        </w:rPr>
+        <w:t xml:space="preserve"> ./</w:t>
+      </w:r>
+      <w:proofErr w:type="spellStart"/>
+      <w:r>
+        <w:rPr>
+          <w:rFonts w:cs="DejaVu Sans Mono"/>
+        </w:rPr>
+        <w:t>src</w:t>
+      </w:r>
+      <w:proofErr w:type="spellEnd"/>
     </w:p>
     <w:p>
       <w:pPr>
@@ -9010,8 +9197,30 @@
         <w:rPr>
           <w:rFonts w:cs="DejaVu Sans Mono"/>
         </w:rPr>
-        <w:t>COPY --from=frontend /build/frontend/dist /build/frontend/dist</w:t>
-      </w:r>
+        <w:t>COPY --from=frontend /build/frontend/</w:t>
+      </w:r>
+      <w:proofErr w:type="spellStart"/>
+      <w:r>
+        <w:rPr>
+          <w:rFonts w:cs="DejaVu Sans Mono"/>
+        </w:rPr>
+        <w:t>dist</w:t>
+      </w:r>
+      <w:proofErr w:type="spellEnd"/>
+      <w:r>
+        <w:rPr>
+          <w:rFonts w:cs="DejaVu Sans Mono"/>
+        </w:rPr>
+        <w:t xml:space="preserve"> /build/frontend/</w:t>
+      </w:r>
+      <w:proofErr w:type="spellStart"/>
+      <w:r>
+        <w:rPr>
+          <w:rFonts w:cs="DejaVu Sans Mono"/>
+        </w:rPr>
+        <w:t>dist</w:t>
+      </w:r>
+      <w:proofErr w:type="spellEnd"/>
     </w:p>
     <w:p>
       <w:pPr>
@@ -9024,7 +9233,35 @@
         <w:rPr>
           <w:rFonts w:cs="DejaVu Sans Mono"/>
         </w:rPr>
-        <w:t>RUN mvn -B -ntp package</w:t>
+        <w:t xml:space="preserve">RUN </w:t>
+      </w:r>
+      <w:proofErr w:type="spellStart"/>
+      <w:r>
+        <w:rPr>
+          <w:rFonts w:cs="DejaVu Sans Mono"/>
+        </w:rPr>
+        <w:t>mvn</w:t>
+      </w:r>
+      <w:proofErr w:type="spellEnd"/>
+      <w:r>
+        <w:rPr>
+          <w:rFonts w:cs="DejaVu Sans Mono"/>
+        </w:rPr>
+        <w:t xml:space="preserve"> -B -</w:t>
+      </w:r>
+      <w:proofErr w:type="spellStart"/>
+      <w:r>
+        <w:rPr>
+          <w:rFonts w:cs="DejaVu Sans Mono"/>
+        </w:rPr>
+        <w:t>ntp</w:t>
+      </w:r>
+      <w:proofErr w:type="spellEnd"/>
+      <w:r>
+        <w:rPr>
+          <w:rFonts w:cs="DejaVu Sans Mono"/>
+        </w:rPr>
+        <w:t xml:space="preserve"> package</w:t>
       </w:r>
     </w:p>
     <w:p>
@@ -9078,7 +9315,35 @@
         <w:rPr>
           <w:rFonts w:cs="DejaVu Sans Mono"/>
         </w:rPr>
-        <w:t>COPY --from=backend --chown=garden:garden /build/backend/target/memory-game6085.jar /app/app.jar</w:t>
+        <w:t>COPY --from=backend --</w:t>
+      </w:r>
+      <w:proofErr w:type="spellStart"/>
+      <w:r>
+        <w:rPr>
+          <w:rFonts w:cs="DejaVu Sans Mono"/>
+        </w:rPr>
+        <w:t>chown</w:t>
+      </w:r>
+      <w:proofErr w:type="spellEnd"/>
+      <w:r>
+        <w:rPr>
+          <w:rFonts w:cs="DejaVu Sans Mono"/>
+        </w:rPr>
+        <w:t>=</w:t>
+      </w:r>
+      <w:proofErr w:type="spellStart"/>
+      <w:r>
+        <w:rPr>
+          <w:rFonts w:cs="DejaVu Sans Mono"/>
+        </w:rPr>
+        <w:t>garden:garden</w:t>
+      </w:r>
+      <w:proofErr w:type="spellEnd"/>
+      <w:r>
+        <w:rPr>
+          <w:rFonts w:cs="DejaVu Sans Mono"/>
+        </w:rPr>
+        <w:t xml:space="preserve"> /build/backend/target/memory-game6085.jar /app/app.jar</w:t>
       </w:r>
     </w:p>
     <w:p>
@@ -9134,7 +9399,21 @@
         <w:rPr>
           <w:rFonts w:cs="DejaVu Sans Mono"/>
         </w:rPr>
-        <w:t>ENTRYPOINT ["java", "-XX:MaxRAMPercentage=70.0", "-jar", "/app/app.jar"]</w:t>
+        <w:t>ENTRYPOINT ["java", "-</w:t>
+      </w:r>
+      <w:proofErr w:type="spellStart"/>
+      <w:r>
+        <w:rPr>
+          <w:rFonts w:cs="DejaVu Sans Mono"/>
+        </w:rPr>
+        <w:t>XX:MaxRAMPercentage</w:t>
+      </w:r>
+      <w:proofErr w:type="spellEnd"/>
+      <w:r>
+        <w:rPr>
+          <w:rFonts w:cs="DejaVu Sans Mono"/>
+        </w:rPr>
+        <w:t>=70.0", "-jar", "/app/app.jar"]</w:t>
       </w:r>
     </w:p>
     <w:p>
@@ -9368,8 +9647,16 @@
         <w:rPr>
           <w:rFonts w:cs="DejaVu Sans Mono"/>
         </w:rPr>
-        <w:t>docker compose ps</w:t>
-      </w:r>
+        <w:t xml:space="preserve">docker compose </w:t>
+      </w:r>
+      <w:proofErr w:type="spellStart"/>
+      <w:r>
+        <w:rPr>
+          <w:rFonts w:cs="DejaVu Sans Mono"/>
+        </w:rPr>
+        <w:t>ps</w:t>
+      </w:r>
+      <w:proofErr w:type="spellEnd"/>
     </w:p>
     <w:p>
       <w:pPr>
@@ -10084,8 +10371,16 @@
         <w:rPr>
           <w:rFonts w:cs="DejaVu Sans Mono"/>
         </w:rPr>
-        <w:t>docker image rm localhost:5000/memory-game6085:1.0.0 memory-game6085:1.0.0</w:t>
-      </w:r>
+        <w:t xml:space="preserve">docker image rm localhost:5000/memory-game6085:1.0.0 </w:t>
+      </w:r>
+      <w:proofErr w:type="spellStart"/>
+      <w:r>
+        <w:rPr>
+          <w:rFonts w:cs="DejaVu Sans Mono"/>
+        </w:rPr>
+        <w:t>memory-game6085:1.0.0</w:t>
+      </w:r>
+      <w:proofErr w:type="spellEnd"/>
     </w:p>
     <w:p>
       <w:pPr>
@@ -10796,8 +11091,17 @@
                 <w:rFonts w:ascii="Liberation Serif" w:eastAsia="Noto Serif CJK SC" w:hAnsi="Liberation Serif"/>
                 <w:sz w:val="20"/>
               </w:rPr>
-              <w:t>12 / 6950 ms</w:t>
-            </w:r>
+              <w:t xml:space="preserve">12 / 6950 </w:t>
+            </w:r>
+            <w:proofErr w:type="spellStart"/>
+            <w:r>
+              <w:rPr>
+                <w:rFonts w:ascii="Liberation Serif" w:eastAsia="Noto Serif CJK SC" w:hAnsi="Liberation Serif"/>
+                <w:sz w:val="20"/>
+              </w:rPr>
+              <w:t>ms</w:t>
+            </w:r>
+            <w:proofErr w:type="spellEnd"/>
           </w:p>
         </w:tc>
       </w:tr>
@@ -10908,7 +11212,21 @@
         <w:rPr>
           <w:rFonts w:cs="DejaVu Sans Mono"/>
         </w:rPr>
-        <w:t>docker run -d --name memory-game6085-pulled -p 127.0.0.1:18085:8080 -e DATA_DIR=/app/data --mount type=volume,source=memory-game6085-data,target=/app/data localhost:5000/memory-game6085:1.0.0</w:t>
+        <w:t>docker run -d --name memory-game6085-pulled -p 127.0.0.1:18085:8080 -e DATA_DIR=/app/data --mount type=</w:t>
+      </w:r>
+      <w:proofErr w:type="spellStart"/>
+      <w:r>
+        <w:rPr>
+          <w:rFonts w:cs="DejaVu Sans Mono"/>
+        </w:rPr>
+        <w:t>volume,source</w:t>
+      </w:r>
+      <w:proofErr w:type="spellEnd"/>
+      <w:r>
+        <w:rPr>
+          <w:rFonts w:cs="DejaVu Sans Mono"/>
+        </w:rPr>
+        <w:t>=memory-game6085-data,target=/app/data localhost:5000/memory-game6085:1.0.0</w:t>
       </w:r>
     </w:p>
     <w:p>
@@ -11100,7 +11418,21 @@
         <w:rPr>
           <w:rFonts w:ascii="Liberation Serif" w:eastAsia="Noto Serif CJK SC" w:hAnsi="Liberation Serif"/>
         </w:rPr>
-        <w:t xml:space="preserve"> LeaderboardPreserved=True</w:t>
+        <w:t xml:space="preserve"> </w:t>
+      </w:r>
+      <w:proofErr w:type="spellStart"/>
+      <w:r>
+        <w:rPr>
+          <w:rFonts w:ascii="Liberation Serif" w:eastAsia="Noto Serif CJK SC" w:hAnsi="Liberation Serif"/>
+        </w:rPr>
+        <w:t>LeaderboardPreserved</w:t>
+      </w:r>
+      <w:proofErr w:type="spellEnd"/>
+      <w:r>
+        <w:rPr>
+          <w:rFonts w:ascii="Liberation Serif" w:eastAsia="Noto Serif CJK SC" w:hAnsi="Liberation Serif"/>
+        </w:rPr>
+        <w:t>=True</w:t>
       </w:r>
       <w:r>
         <w:rPr>
@@ -11136,8 +11468,16 @@
         <w:rPr>
           <w:rFonts w:ascii="Liberation Serif" w:eastAsia="Noto Serif CJK SC" w:hAnsi="Liberation Serif"/>
         </w:rPr>
-        <w:t>6950 ms</w:t>
-      </w:r>
+        <w:t xml:space="preserve">6950 </w:t>
+      </w:r>
+      <w:proofErr w:type="spellStart"/>
+      <w:r>
+        <w:rPr>
+          <w:rFonts w:ascii="Liberation Serif" w:eastAsia="Noto Serif CJK SC" w:hAnsi="Liberation Serif"/>
+        </w:rPr>
+        <w:t>ms</w:t>
+      </w:r>
+      <w:proofErr w:type="spellEnd"/>
       <w:r>
         <w:rPr>
           <w:rFonts w:ascii="Liberation Serif" w:eastAsia="Noto Serif CJK SC" w:hAnsi="Liberation Serif"/>
@@ -12280,8 +12620,17 @@
           <w:rFonts w:ascii="Liberation Serif" w:eastAsia="Noto Serif CJK SC" w:hAnsi="Liberation Serif"/>
           <w:sz w:val="19"/>
         </w:rPr>
-        <w:t>.png</w:t>
-      </w:r>
+        <w:t>.</w:t>
+      </w:r>
+      <w:proofErr w:type="spellStart"/>
+      <w:r>
+        <w:rPr>
+          <w:rFonts w:ascii="Liberation Serif" w:eastAsia="Noto Serif CJK SC" w:hAnsi="Liberation Serif"/>
+          <w:sz w:val="19"/>
+        </w:rPr>
+        <w:t>png</w:t>
+      </w:r>
+      <w:proofErr w:type="spellEnd"/>
       <w:r>
         <w:rPr>
           <w:rFonts w:ascii="Liberation Serif" w:eastAsia="Noto Serif CJK SC" w:hAnsi="Liberation Serif"/>
@@ -12392,8 +12741,17 @@
           <w:rFonts w:ascii="Liberation Serif" w:eastAsia="Noto Serif CJK SC" w:hAnsi="Liberation Serif"/>
           <w:sz w:val="19"/>
         </w:rPr>
-        <w:t>docs/docker-evidence/results.json</w:t>
-      </w:r>
+        <w:t>docs/docker-evidence/</w:t>
+      </w:r>
+      <w:proofErr w:type="spellStart"/>
+      <w:r>
+        <w:rPr>
+          <w:rFonts w:ascii="Liberation Serif" w:eastAsia="Noto Serif CJK SC" w:hAnsi="Liberation Serif"/>
+          <w:sz w:val="19"/>
+        </w:rPr>
+        <w:t>results.json</w:t>
+      </w:r>
+      <w:proofErr w:type="spellEnd"/>
       <w:r>
         <w:rPr>
           <w:rFonts w:ascii="Liberation Serif" w:eastAsia="Noto Serif CJK SC" w:hAnsi="Liberation Serif"/>
@@ -13782,8 +14140,17 @@
           <w:rFonts w:ascii="Liberation Serif" w:eastAsia="Noto Serif CJK SC" w:hAnsi="Liberation Serif"/>
           <w:sz w:val="20"/>
         </w:rPr>
-        <w:t xml:space="preserve"> results.json</w:t>
-      </w:r>
+        <w:t xml:space="preserve"> </w:t>
+      </w:r>
+      <w:proofErr w:type="spellStart"/>
+      <w:r>
+        <w:rPr>
+          <w:rFonts w:ascii="Liberation Serif" w:eastAsia="Noto Serif CJK SC" w:hAnsi="Liberation Serif"/>
+          <w:sz w:val="20"/>
+        </w:rPr>
+        <w:t>results.json</w:t>
+      </w:r>
+      <w:proofErr w:type="spellEnd"/>
       <w:r>
         <w:rPr>
           <w:rFonts w:ascii="Liberation Serif" w:eastAsia="Noto Serif CJK SC" w:hAnsi="Liberation Serif"/>
@@ -13976,12 +14343,14 @@
         </w:rPr>
         <w:t>，存储驱动为</w:t>
       </w:r>
+      <w:proofErr w:type="spellStart"/>
       <w:r>
         <w:rPr>
           <w:rFonts w:ascii="Liberation Serif" w:eastAsia="Noto Serif CJK SC" w:hAnsi="Liberation Serif"/>
         </w:rPr>
         <w:t>vfs</w:t>
       </w:r>
+      <w:proofErr w:type="spellEnd"/>
       <w:r>
         <w:rPr>
           <w:rFonts w:ascii="Liberation Serif" w:eastAsia="Noto Serif CJK SC" w:hAnsi="Liberation Serif"/>
@@ -14059,11 +14428,6 @@
           <w:rFonts w:cs="DejaVu Sans Mono"/>
         </w:rPr>
         <w:br/>
-      </w:r>
-      <w:r>
-        <w:rPr>
-          <w:rFonts w:cs="DejaVu Sans Mono"/>
-        </w:rPr>
         <w:t>docker volume create --label course=memory-game6085-v3 \</w:t>
       </w:r>
       <w:r>
@@ -14397,7 +14761,21 @@
         <w:rPr>
           <w:rFonts w:ascii="Liberation Serif" w:eastAsia="Noto Serif CJK SC" w:hAnsi="Liberation Serif"/>
         </w:rPr>
-        <w:t xml:space="preserve"> Dockerfile.prebuilt </w:t>
+        <w:t xml:space="preserve"> </w:t>
+      </w:r>
+      <w:proofErr w:type="spellStart"/>
+      <w:r>
+        <w:rPr>
+          <w:rFonts w:ascii="Liberation Serif" w:eastAsia="Noto Serif CJK SC" w:hAnsi="Liberation Serif"/>
+        </w:rPr>
+        <w:t>Dockerfile.prebuilt</w:t>
+      </w:r>
+      <w:proofErr w:type="spellEnd"/>
+      <w:r>
+        <w:rPr>
+          <w:rFonts w:ascii="Liberation Serif" w:eastAsia="Noto Serif CJK SC" w:hAnsi="Liberation Serif"/>
+        </w:rPr>
+        <w:t xml:space="preserve"> </w:t>
       </w:r>
       <w:r>
         <w:rPr>
@@ -14421,7 +14799,21 @@
         <w:rPr>
           <w:rFonts w:ascii="Liberation Serif" w:eastAsia="Noto Serif CJK SC" w:hAnsi="Liberation Serif"/>
         </w:rPr>
-        <w:t xml:space="preserve"> Temurin 21 JRE </w:t>
+        <w:t xml:space="preserve"> </w:t>
+      </w:r>
+      <w:proofErr w:type="spellStart"/>
+      <w:r>
+        <w:rPr>
+          <w:rFonts w:ascii="Liberation Serif" w:eastAsia="Noto Serif CJK SC" w:hAnsi="Liberation Serif"/>
+        </w:rPr>
+        <w:t>Temurin</w:t>
+      </w:r>
+      <w:proofErr w:type="spellEnd"/>
+      <w:r>
+        <w:rPr>
+          <w:rFonts w:ascii="Liberation Serif" w:eastAsia="Noto Serif CJK SC" w:hAnsi="Liberation Serif"/>
+        </w:rPr>
+        <w:t xml:space="preserve"> 21 JRE </w:t>
       </w:r>
       <w:r>
         <w:rPr>
@@ -14524,7 +14916,21 @@
         <w:rPr>
           <w:rFonts w:cs="DejaVu Sans Mono"/>
         </w:rPr>
-        <w:t>docker build --progress=plain --pull=false -f Dockerfile.prebuilt -t memory-game6085:1.0.1-v3 .</w:t>
+        <w:t xml:space="preserve">docker build --progress=plain --pull=false -f </w:t>
+      </w:r>
+      <w:proofErr w:type="spellStart"/>
+      <w:r>
+        <w:rPr>
+          <w:rFonts w:cs="DejaVu Sans Mono"/>
+        </w:rPr>
+        <w:t>Dockerfile.prebuilt</w:t>
+      </w:r>
+      <w:proofErr w:type="spellEnd"/>
+      <w:r>
+        <w:rPr>
+          <w:rFonts w:cs="DejaVu Sans Mono"/>
+        </w:rPr>
+        <w:t xml:space="preserve"> -t memory-game6085:1.0.1-v3 .</w:t>
       </w:r>
     </w:p>
     <w:p>
@@ -14801,7 +15207,21 @@
           <w:rFonts w:cs="DejaVu Sans Mono"/>
         </w:rPr>
         <w:br/>
-        <w:t xml:space="preserve">  --mount type=volume,source=memory-game6085-v3-data,target=/app/data \</w:t>
+        <w:t xml:space="preserve">  --mount type=</w:t>
+      </w:r>
+      <w:proofErr w:type="spellStart"/>
+      <w:r>
+        <w:rPr>
+          <w:rFonts w:cs="DejaVu Sans Mono"/>
+        </w:rPr>
+        <w:t>volume,source</w:t>
+      </w:r>
+      <w:proofErr w:type="spellEnd"/>
+      <w:r>
+        <w:rPr>
+          <w:rFonts w:cs="DejaVu Sans Mono"/>
+        </w:rPr>
+        <w:t>=memory-game6085-v3-data,target=/app/data \</w:t>
       </w:r>
       <w:r>
         <w:rPr>
@@ -15039,8 +15459,16 @@
         <w:rPr>
           <w:rFonts w:ascii="Liberation Serif" w:eastAsia="Noto Serif CJK SC" w:hAnsi="Liberation Serif"/>
         </w:rPr>
-        <w:t>7268 ms</w:t>
-      </w:r>
+        <w:t xml:space="preserve">7268 </w:t>
+      </w:r>
+      <w:proofErr w:type="spellStart"/>
+      <w:r>
+        <w:rPr>
+          <w:rFonts w:ascii="Liberation Serif" w:eastAsia="Noto Serif CJK SC" w:hAnsi="Liberation Serif"/>
+        </w:rPr>
+        <w:t>ms</w:t>
+      </w:r>
+      <w:proofErr w:type="spellEnd"/>
       <w:r>
         <w:rPr>
           <w:rFonts w:ascii="Liberation Serif" w:eastAsia="Noto Serif CJK SC" w:hAnsi="Liberation Serif"/>
@@ -15358,11 +15786,6 @@
           <w:rFonts w:cs="DejaVu Sans Mono"/>
         </w:rPr>
         <w:br/>
-      </w:r>
-      <w:r>
-        <w:rPr>
-          <w:rFonts w:cs="DejaVu Sans Mono"/>
-        </w:rPr>
         <w:t>curl --fail --silent \</w:t>
       </w:r>
       <w:r>
@@ -15865,11 +16288,19 @@
         </w:rPr>
         <w:t>相同。比较结果为</w:t>
       </w:r>
-      <w:r>
-        <w:rPr>
-          <w:rFonts w:ascii="Liberation Serif" w:eastAsia="Noto Serif CJK SC" w:hAnsi="Liberation Serif"/>
-        </w:rPr>
-        <w:t>LeaderboardPreserved=True</w:t>
+      <w:proofErr w:type="spellStart"/>
+      <w:r>
+        <w:rPr>
+          <w:rFonts w:ascii="Liberation Serif" w:eastAsia="Noto Serif CJK SC" w:hAnsi="Liberation Serif"/>
+        </w:rPr>
+        <w:t>LeaderboardPreserved</w:t>
+      </w:r>
+      <w:proofErr w:type="spellEnd"/>
+      <w:r>
+        <w:rPr>
+          <w:rFonts w:ascii="Liberation Serif" w:eastAsia="Noto Serif CJK SC" w:hAnsi="Liberation Serif"/>
+        </w:rPr>
+        <w:t>=True</w:t>
       </w:r>
       <w:r>
         <w:rPr>
@@ -15877,11 +16308,19 @@
         </w:rPr>
         <w:t>、</w:t>
       </w:r>
-      <w:r>
-        <w:rPr>
-          <w:rFonts w:ascii="Liberation Serif" w:eastAsia="Noto Serif CJK SC" w:hAnsi="Liberation Serif"/>
-        </w:rPr>
-        <w:t>ContainerChanged=True</w:t>
+      <w:proofErr w:type="spellStart"/>
+      <w:r>
+        <w:rPr>
+          <w:rFonts w:ascii="Liberation Serif" w:eastAsia="Noto Serif CJK SC" w:hAnsi="Liberation Serif"/>
+        </w:rPr>
+        <w:t>ContainerChanged</w:t>
+      </w:r>
+      <w:proofErr w:type="spellEnd"/>
+      <w:r>
+        <w:rPr>
+          <w:rFonts w:ascii="Liberation Serif" w:eastAsia="Noto Serif CJK SC" w:hAnsi="Liberation Serif"/>
+        </w:rPr>
+        <w:t>=True</w:t>
       </w:r>
       <w:r>
         <w:rPr>
@@ -15943,7 +16382,21 @@
           <w:rFonts w:cs="DejaVu Sans Mono"/>
         </w:rPr>
         <w:br/>
-        <w:t xml:space="preserve">  --mount type=volume,source=memory-game6085-v3-data,target=/app/data \</w:t>
+        <w:t xml:space="preserve">  --mount type=</w:t>
+      </w:r>
+      <w:proofErr w:type="spellStart"/>
+      <w:r>
+        <w:rPr>
+          <w:rFonts w:cs="DejaVu Sans Mono"/>
+        </w:rPr>
+        <w:t>volume,source</w:t>
+      </w:r>
+      <w:proofErr w:type="spellEnd"/>
+      <w:r>
+        <w:rPr>
+          <w:rFonts w:cs="DejaVu Sans Mono"/>
+        </w:rPr>
+        <w:t>=memory-game6085-v3-data,target=/app/data \</w:t>
       </w:r>
       <w:r>
         <w:rPr>
@@ -15957,11 +16410,6 @@
           <w:rFonts w:cs="DejaVu Sans Mono"/>
         </w:rPr>
         <w:br/>
-      </w:r>
-      <w:r>
-        <w:rPr>
-          <w:rFonts w:cs="DejaVu Sans Mono"/>
-        </w:rPr>
         <w:t>docker exec memory-game6085-v3-pulled sha256sum /app/app.jar</w:t>
       </w:r>
     </w:p>
@@ -15994,7 +16442,34 @@
           <w:rFonts w:cs="DejaVu Sans Mono"/>
         </w:rPr>
         <w:br/>
-        <w:t>LeaderboardPreserved=True ContainerChanged=True</w:t>
+      </w:r>
+      <w:proofErr w:type="spellStart"/>
+      <w:r>
+        <w:rPr>
+          <w:rFonts w:cs="DejaVu Sans Mono"/>
+        </w:rPr>
+        <w:t>LeaderboardPreserved</w:t>
+      </w:r>
+      <w:proofErr w:type="spellEnd"/>
+      <w:r>
+        <w:rPr>
+          <w:rFonts w:cs="DejaVu Sans Mono"/>
+        </w:rPr>
+        <w:t xml:space="preserve">=True </w:t>
+      </w:r>
+      <w:proofErr w:type="spellStart"/>
+      <w:r>
+        <w:rPr>
+          <w:rFonts w:cs="DejaVu Sans Mono"/>
+        </w:rPr>
+        <w:t>ContainerChanged</w:t>
+      </w:r>
+      <w:proofErr w:type="spellEnd"/>
+      <w:r>
+        <w:rPr>
+          <w:rFonts w:cs="DejaVu Sans Mono"/>
+        </w:rPr>
+        <w:t>=True</w:t>
       </w:r>
     </w:p>
     <w:p>
@@ -17296,12 +17771,14 @@
         </w:rPr>
         <w:t>，结果文件为</w:t>
       </w:r>
+      <w:proofErr w:type="spellStart"/>
       <w:r>
         <w:rPr>
           <w:rFonts w:ascii="Liberation Serif" w:eastAsia="Noto Serif CJK SC" w:hAnsi="Liberation Serif"/>
         </w:rPr>
         <w:t>results.json</w:t>
       </w:r>
+      <w:proofErr w:type="spellEnd"/>
       <w:r>
         <w:rPr>
           <w:rFonts w:ascii="Liberation Serif" w:eastAsia="Noto Serif CJK SC" w:hAnsi="Liberation Serif"/>
@@ -17667,24 +18144,28 @@
               </w:rPr>
               <w:t>；</w:t>
             </w:r>
+            <w:proofErr w:type="spellStart"/>
             <w:r>
               <w:rPr>
                 <w:sz w:val="18"/>
               </w:rPr>
               <w:t>Dockerfile</w:t>
             </w:r>
+            <w:proofErr w:type="spellEnd"/>
             <w:r>
               <w:rPr>
                 <w:sz w:val="18"/>
               </w:rPr>
               <w:t>多阶段构建成功，复用</w:t>
             </w:r>
+            <w:proofErr w:type="spellStart"/>
             <w:r>
               <w:rPr>
                 <w:sz w:val="18"/>
               </w:rPr>
               <w:t>BuildKit</w:t>
             </w:r>
+            <w:proofErr w:type="spellEnd"/>
             <w:r>
               <w:rPr>
                 <w:sz w:val="18"/>
@@ -18100,8 +18581,16 @@
               <w:rPr>
                 <w:sz w:val="18"/>
               </w:rPr>
-              <w:t>9271 ms</w:t>
-            </w:r>
+              <w:t xml:space="preserve">9271 </w:t>
+            </w:r>
+            <w:proofErr w:type="spellStart"/>
+            <w:r>
+              <w:rPr>
+                <w:sz w:val="18"/>
+              </w:rPr>
+              <w:t>ms</w:t>
+            </w:r>
+            <w:proofErr w:type="spellEnd"/>
             <w:r>
               <w:rPr>
                 <w:sz w:val="18"/>
@@ -18331,8 +18820,13 @@
         <w:t>证据来源：</w:t>
       </w:r>
       <w:r>
-        <w:t>docs/local-test-20261022/docker-roundtrip/results.json</w:t>
-      </w:r>
+        <w:t>docs/local-test-20261022/docker-roundtrip/</w:t>
+      </w:r>
+      <w:proofErr w:type="spellStart"/>
+      <w:r>
+        <w:t>results.json</w:t>
+      </w:r>
+      <w:proofErr w:type="spellEnd"/>
       <w:r>
         <w:t>及</w:t>
       </w:r>
@@ -18397,6 +18891,7 @@
     <w:pPr>
       <w:jc w:val="center"/>
     </w:pPr>
+    <w:proofErr w:type="gramStart"/>
     <w:r>
       <w:rPr>
         <w:rFonts w:ascii="Liberation Serif" w:eastAsia="Noto Serif CJK SC" w:hAnsi="Liberation Serif"/>
@@ -18409,7 +18904,15 @@
         <w:rFonts w:ascii="Liberation Serif" w:eastAsia="Noto Serif CJK SC" w:hAnsi="Liberation Serif"/>
         <w:sz w:val="18"/>
       </w:rPr>
-      <w:t xml:space="preserve">  20246085  </w:t>
+      <w:t xml:space="preserve">  20246085</w:t>
+    </w:r>
+    <w:proofErr w:type="gramEnd"/>
+    <w:r>
+      <w:rPr>
+        <w:rFonts w:ascii="Liberation Serif" w:eastAsia="Noto Serif CJK SC" w:hAnsi="Liberation Serif"/>
+        <w:sz w:val="18"/>
+      </w:rPr>
+      <w:t xml:space="preserve">  </w:t>
     </w:r>
     <w:r>
       <w:rPr>
@@ -18499,6 +19002,7 @@
       </w:rPr>
       <w:t>2026</w:t>
     </w:r>
+    <w:proofErr w:type="gramStart"/>
     <w:r>
       <w:rPr>
         <w:rFonts w:ascii="Liberation Serif" w:eastAsia="Noto Serif CJK SC" w:hAnsi="Liberation Serif"/>
@@ -18513,6 +19017,7 @@
       </w:rPr>
       <w:t xml:space="preserve">  Docker</w:t>
     </w:r>
+    <w:proofErr w:type="gramEnd"/>
     <w:r>
       <w:rPr>
         <w:rFonts w:ascii="Liberation Serif" w:eastAsia="Noto Serif CJK SC" w:hAnsi="Liberation Serif"/>
